--- a/_downloads/36a860b24fdaea5ef8e0098fbfef5f0f/ML_Project_Plan.docx
+++ b/_downloads/36a860b24fdaea5ef8e0098fbfef5f0f/ML_Project_Plan.docx
@@ -1,6 +1,6 @@
 
 <file path=word/document.xml><?xml version="1.0" encoding="utf-8"?>
-<w:document xmlns:wpc="http://schemas.microsoft.com/office/word/2010/wordprocessingCanvas" xmlns:cx="http://schemas.microsoft.com/office/drawing/2014/chartex" xmlns:cx1="http://schemas.microsoft.com/office/drawing/2015/9/8/chartex" xmlns:cx2="http://schemas.microsoft.com/office/drawing/2015/10/21/chartex" xmlns:cx3="http://schemas.microsoft.com/office/drawing/2016/5/9/chartex" xmlns:cx4="http://schemas.microsoft.com/office/drawing/2016/5/10/chartex" xmlns:cx5="http://schemas.microsoft.com/office/drawing/2016/5/11/chartex" xmlns:cx6="http://schemas.microsoft.com/office/drawing/2016/5/12/chartex" xmlns:cx7="http://schemas.microsoft.com/office/drawing/2016/5/13/chartex" xmlns:cx8="http://schemas.microsoft.com/office/drawing/2016/5/14/chartex" xmlns:mc="http://schemas.openxmlformats.org/markup-compatibility/2006" xmlns:aink="http://schemas.microsoft.com/office/drawing/2016/ink" xmlns:am3d="http://schemas.microsoft.com/office/drawing/2017/model3d" xmlns:o="urn:schemas-microsoft-com:office:office" xmlns:oel="http://schemas.microsoft.com/office/2019/extlst" xmlns:r="http://schemas.openxmlformats.org/officeDocument/2006/relationships" xmlns:m="http://schemas.openxmlformats.org/officeDocument/2006/math" xmlns:v="urn:schemas-microsoft-com:vml" xmlns:wp14="http://schemas.microsoft.com/office/word/2010/wordprocessingDrawing" xmlns:wp="http://schemas.openxmlformats.org/drawingml/2006/wordprocessingDrawing" xmlns:w10="urn:schemas-microsoft-com:office:word" xmlns:w="http://schemas.openxmlformats.org/wordprocessingml/2006/main" xmlns:w14="http://schemas.microsoft.com/office/word/2010/wordml" xmlns:w15="http://schemas.microsoft.com/office/word/2012/wordml" xmlns:w16cex="http://schemas.microsoft.com/office/word/2018/wordml/cex" xmlns:w16cid="http://schemas.microsoft.com/office/word/2016/wordml/cid" xmlns:w16="http://schemas.microsoft.com/office/word/2018/wordml" xmlns:w16du="http://schemas.microsoft.com/office/word/2023/wordml/word16du" xmlns:w16sdtdh="http://schemas.microsoft.com/office/word/2020/wordml/sdtdatahash" xmlns:w16se="http://schemas.microsoft.com/office/word/2015/wordml/symex" xmlns:wpg="http://schemas.microsoft.com/office/word/2010/wordprocessingGroup" xmlns:wpi="http://schemas.microsoft.com/office/word/2010/wordprocessingInk" xmlns:wne="http://schemas.microsoft.com/office/word/2006/wordml" xmlns:wps="http://schemas.microsoft.com/office/word/2010/wordprocessingShape" mc:Ignorable="w14 w15 w16se w16cid w16 w16cex w16sdtdh w16du wp14">
+<w:document xmlns:wpc="http://schemas.microsoft.com/office/word/2010/wordprocessingCanvas" xmlns:cx="http://schemas.microsoft.com/office/drawing/2014/chartex" xmlns:cx1="http://schemas.microsoft.com/office/drawing/2015/9/8/chartex" xmlns:cx2="http://schemas.microsoft.com/office/drawing/2015/10/21/chartex" xmlns:cx3="http://schemas.microsoft.com/office/drawing/2016/5/9/chartex" xmlns:cx4="http://schemas.microsoft.com/office/drawing/2016/5/10/chartex" xmlns:cx5="http://schemas.microsoft.com/office/drawing/2016/5/11/chartex" xmlns:cx6="http://schemas.microsoft.com/office/drawing/2016/5/12/chartex" xmlns:cx7="http://schemas.microsoft.com/office/drawing/2016/5/13/chartex" xmlns:cx8="http://schemas.microsoft.com/office/drawing/2016/5/14/chartex" xmlns:mc="http://schemas.openxmlformats.org/markup-compatibility/2006" xmlns:aink="http://schemas.microsoft.com/office/drawing/2016/ink" xmlns:am3d="http://schemas.microsoft.com/office/drawing/2017/model3d" xmlns:o="urn:schemas-microsoft-com:office:office" xmlns:oel="http://schemas.microsoft.com/office/2019/extlst" xmlns:r="http://schemas.openxmlformats.org/officeDocument/2006/relationships" xmlns:m="http://schemas.openxmlformats.org/officeDocument/2006/math" xmlns:v="urn:schemas-microsoft-com:vml" xmlns:wp14="http://schemas.microsoft.com/office/word/2010/wordprocessingDrawing" xmlns:wp="http://schemas.openxmlformats.org/drawingml/2006/wordprocessingDrawing" xmlns:w10="urn:schemas-microsoft-com:office:word" xmlns:w="http://schemas.openxmlformats.org/wordprocessingml/2006/main" xmlns:w14="http://schemas.microsoft.com/office/word/2010/wordml" xmlns:w15="http://schemas.microsoft.com/office/word/2012/wordml" xmlns:w16cex="http://schemas.microsoft.com/office/word/2018/wordml/cex" xmlns:w16cid="http://schemas.microsoft.com/office/word/2016/wordml/cid" xmlns:w16="http://schemas.microsoft.com/office/word/2018/wordml" xmlns:w16du="http://schemas.microsoft.com/office/word/2023/wordml/word16du" xmlns:w16sdtdh="http://schemas.microsoft.com/office/word/2020/wordml/sdtdatahash" xmlns:w16sdtfl="http://schemas.microsoft.com/office/word/2024/wordml/sdtformatlock" xmlns:w16se="http://schemas.microsoft.com/office/word/2015/wordml/symex" xmlns:wpg="http://schemas.microsoft.com/office/word/2010/wordprocessingGroup" xmlns:wpi="http://schemas.microsoft.com/office/word/2010/wordprocessingInk" xmlns:wne="http://schemas.microsoft.com/office/word/2006/wordml" xmlns:wps="http://schemas.microsoft.com/office/word/2010/wordprocessingShape" mc:Ignorable="w14 w15 w16se w16cid w16 w16cex w16sdtdh w16sdtfl w16du wp14">
   <w:body>
     <w:p>
       <w:pPr>
@@ -21,7 +21,19 @@
         <w:t xml:space="preserve"> On UB Learns, upload a completed version of this sheet.</w:t>
       </w:r>
       <w:r>
-        <w:t xml:space="preserve"> The project is due 12/18/2024 @11:59 PM. No late submissions. I will ignore all emails about late submissions. </w:t>
+        <w:t xml:space="preserve"> The project is due 12/1</w:t>
+      </w:r>
+      <w:r>
+        <w:t>7</w:t>
+      </w:r>
+      <w:r>
+        <w:t>/202</w:t>
+      </w:r>
+      <w:r>
+        <w:t>5</w:t>
+      </w:r>
+      <w:r>
+        <w:t xml:space="preserve"> @11:59 PM. No late submissions. I will ignore all emails about late submissions. </w:t>
       </w:r>
       <w:r>
         <w:rPr>
@@ -43,7 +55,21 @@
           <w:b/>
           <w:bCs/>
         </w:rPr>
-        <w:t xml:space="preserve"> keep your apps running for one week, so you can turn it off 12/25/2024 @11:59PM.</w:t>
+        <w:t xml:space="preserve"> keep your apps running for one week, so you can turn it off 12/25/202</w:t>
+      </w:r>
+      <w:r>
+        <w:rPr>
+          <w:b/>
+          <w:bCs/>
+        </w:rPr>
+        <w:t>5</w:t>
+      </w:r>
+      <w:r>
+        <w:rPr>
+          <w:b/>
+          <w:bCs/>
+        </w:rPr>
+        <w:t xml:space="preserve"> @11:59PM.</w:t>
       </w:r>
       <w:r>
         <w:t xml:space="preserve"> </w:t>
@@ -57,7 +83,15 @@
         <w:t xml:space="preserve"> your</w:t>
       </w:r>
       <w:r>
-        <w:t xml:space="preserve"> Jupyter Book:</w:t>
+        <w:t xml:space="preserve"> </w:t>
+      </w:r>
+      <w:proofErr w:type="spellStart"/>
+      <w:r>
+        <w:t>Jupyter</w:t>
+      </w:r>
+      <w:proofErr w:type="spellEnd"/>
+      <w:r>
+        <w:t xml:space="preserve"> Book:</w:t>
       </w:r>
     </w:p>
     <w:tbl>
@@ -124,6 +158,7 @@
                 <w:bCs/>
               </w:rPr>
             </w:pPr>
+            <w:proofErr w:type="spellStart"/>
             <w:r>
               <w:rPr>
                 <w:b/>
@@ -131,6 +166,7 @@
               </w:rPr>
               <w:t>Self Grade</w:t>
             </w:r>
+            <w:proofErr w:type="spellEnd"/>
           </w:p>
         </w:tc>
         <w:tc>
@@ -195,7 +231,15 @@
           </w:tcPr>
           <w:p>
             <w:r>
-              <w:t>Write SQL join statement to fetch data from the database and into Pandas DataFrame.</w:t>
+              <w:t xml:space="preserve">Write SQL join statement to fetch data from the database and into Pandas </w:t>
+            </w:r>
+            <w:proofErr w:type="spellStart"/>
+            <w:r>
+              <w:t>DataFrame</w:t>
+            </w:r>
+            <w:proofErr w:type="spellEnd"/>
+            <w:r>
+              <w:t>.</w:t>
             </w:r>
           </w:p>
         </w:tc>
@@ -263,7 +307,15 @@
           </w:tcPr>
           <w:p>
             <w:r>
-              <w:t>Explore the data using yprofile and correlation matrix. Make observations about features, distributions, capped values, and missing values. Create a list of data cleanup tasks.</w:t>
+              <w:t xml:space="preserve">Explore the data using </w:t>
+            </w:r>
+            <w:proofErr w:type="spellStart"/>
+            <w:r>
+              <w:t>yprofile</w:t>
+            </w:r>
+            <w:proofErr w:type="spellEnd"/>
+            <w:r>
+              <w:t xml:space="preserve"> and correlation matrix. Make observations about features, distributions, capped values, and missing values. Create a list of data cleanup tasks.</w:t>
             </w:r>
           </w:p>
         </w:tc>
@@ -297,13 +349,61 @@
           </w:tcPr>
           <w:p>
             <w:r>
-              <w:t xml:space="preserve">Experiment #1: Create a pipeline for preprocessing (StandardScaler, MinMaxScaler, LogTransformation, OneHotEncoding) and Logistic Regression. Log </w:t>
+              <w:t>Experiment #1: Create a pipeline for preprocessing (</w:t>
+            </w:r>
+            <w:proofErr w:type="spellStart"/>
+            <w:r>
+              <w:t>StandardScaler</w:t>
+            </w:r>
+            <w:proofErr w:type="spellEnd"/>
+            <w:r>
+              <w:t xml:space="preserve">, </w:t>
+            </w:r>
+            <w:proofErr w:type="spellStart"/>
+            <w:r>
+              <w:t>MinMaxScaler</w:t>
+            </w:r>
+            <w:proofErr w:type="spellEnd"/>
+            <w:r>
+              <w:t xml:space="preserve">, </w:t>
+            </w:r>
+            <w:proofErr w:type="spellStart"/>
+            <w:r>
+              <w:t>LogTransformation</w:t>
+            </w:r>
+            <w:proofErr w:type="spellEnd"/>
+            <w:r>
+              <w:t xml:space="preserve">, </w:t>
+            </w:r>
+            <w:proofErr w:type="spellStart"/>
+            <w:r>
+              <w:t>OneHotEncoding</w:t>
+            </w:r>
+            <w:proofErr w:type="spellEnd"/>
+            <w:r>
+              <w:t xml:space="preserve">) and Logistic Regression. Log </w:t>
             </w:r>
             <w:r>
               <w:t xml:space="preserve">F1-score/(TP,TN,FN,FP) </w:t>
             </w:r>
             <w:r>
-              <w:t xml:space="preserve"> in MLFlow on DagsHub.</w:t>
+              <w:t xml:space="preserve"> in </w:t>
+            </w:r>
+            <w:proofErr w:type="spellStart"/>
+            <w:r>
+              <w:t>MLFlow</w:t>
+            </w:r>
+            <w:proofErr w:type="spellEnd"/>
+            <w:r>
+              <w:t xml:space="preserve"> on </w:t>
+            </w:r>
+            <w:proofErr w:type="spellStart"/>
+            <w:r>
+              <w:t>DagsHub</w:t>
+            </w:r>
+            <w:proofErr w:type="spellEnd"/>
+            <w:r>
+              <w:t>.</w:t>
             </w:r>
             <w:r>
               <w:t xml:space="preserve"> – Cross validation 3/10 folds. Results—mean/std of CV results and results on the whole training data – add in parameter </w:t>
@@ -343,7 +443,47 @@
           </w:tcPr>
           <w:p>
             <w:r>
-              <w:t>Experiment #2: Create a pipeline for preprocessing and use LogisticRegression, RidgeClassifier, RandomForestClassifier, and XGBClassifier. Log results in MLFlow on DagsHub.</w:t>
+              <w:t xml:space="preserve">Experiment #2: Create a pipeline for preprocessing and use LogisticRegression, </w:t>
+            </w:r>
+            <w:proofErr w:type="spellStart"/>
+            <w:r>
+              <w:t>RidgeClassifier</w:t>
+            </w:r>
+            <w:proofErr w:type="spellEnd"/>
+            <w:r>
+              <w:t xml:space="preserve">, </w:t>
+            </w:r>
+            <w:proofErr w:type="spellStart"/>
+            <w:r>
+              <w:t>RandomForestClassifier</w:t>
+            </w:r>
+            <w:proofErr w:type="spellEnd"/>
+            <w:r>
+              <w:t xml:space="preserve">, and </w:t>
+            </w:r>
+            <w:proofErr w:type="spellStart"/>
+            <w:r>
+              <w:t>XGBClassifier</w:t>
+            </w:r>
+            <w:proofErr w:type="spellEnd"/>
+            <w:r>
+              <w:t xml:space="preserve">. Log results in </w:t>
+            </w:r>
+            <w:proofErr w:type="spellStart"/>
+            <w:r>
+              <w:t>MLFlow</w:t>
+            </w:r>
+            <w:proofErr w:type="spellEnd"/>
+            <w:r>
+              <w:t xml:space="preserve"> on </w:t>
+            </w:r>
+            <w:proofErr w:type="spellStart"/>
+            <w:r>
+              <w:t>DagsHub</w:t>
+            </w:r>
+            <w:proofErr w:type="spellEnd"/>
+            <w:r>
+              <w:t>.</w:t>
             </w:r>
           </w:p>
         </w:tc>
@@ -377,7 +517,15 @@
           </w:tcPr>
           <w:p>
             <w:r>
-              <w:t>Experiment #3: Perform feature engineering and attribute combination. Log results in MLFlow.</w:t>
+              <w:t xml:space="preserve">Experiment #3: Perform feature engineering and attribute combination. Log results in </w:t>
+            </w:r>
+            <w:proofErr w:type="spellStart"/>
+            <w:r>
+              <w:t>MLFlow</w:t>
+            </w:r>
+            <w:proofErr w:type="spellEnd"/>
+            <w:r>
+              <w:t>.</w:t>
             </w:r>
           </w:p>
         </w:tc>
@@ -411,7 +559,15 @@
           </w:tcPr>
           <w:p>
             <w:r>
-              <w:t>Experiment #4: Perform feature selection using Correlation Threshold, Feature Importance, and Variance Threshold. Log results in MLFlow.</w:t>
+              <w:t xml:space="preserve">Experiment #4: Perform feature selection using Correlation Threshold, Feature Importance, and Variance Threshold. Log results in </w:t>
+            </w:r>
+            <w:proofErr w:type="spellStart"/>
+            <w:r>
+              <w:t>MLFlow</w:t>
+            </w:r>
+            <w:proofErr w:type="spellEnd"/>
+            <w:r>
+              <w:t>.</w:t>
             </w:r>
           </w:p>
         </w:tc>
@@ -463,7 +619,15 @@
               <w:t xml:space="preserve">will be selected </w:t>
             </w:r>
             <w:r>
-              <w:t>for classification. Log results in MLFlow.</w:t>
+              <w:t xml:space="preserve">for classification. Log results in </w:t>
+            </w:r>
+            <w:proofErr w:type="spellStart"/>
+            <w:r>
+              <w:t>MLFlow</w:t>
+            </w:r>
+            <w:proofErr w:type="spellEnd"/>
+            <w:r>
+              <w:t>.</w:t>
             </w:r>
           </w:p>
         </w:tc>
@@ -497,7 +661,15 @@
           </w:tcPr>
           <w:p>
             <w:r>
-              <w:t>Experiment #6: Design and execute a custom experiment. Log results in MLFlow.</w:t>
+              <w:t xml:space="preserve">Experiment #6: Design and execute a custom experiment. Log results in </w:t>
+            </w:r>
+            <w:proofErr w:type="spellStart"/>
+            <w:r>
+              <w:t>MLFlow</w:t>
+            </w:r>
+            <w:proofErr w:type="spellEnd"/>
+            <w:r>
+              <w:t>.</w:t>
             </w:r>
           </w:p>
         </w:tc>
@@ -531,7 +703,15 @@
           </w:tcPr>
           <w:p>
             <w:r>
-              <w:t>Experiment #7: Design and execute another custom experiment. Log results in MLFlow.</w:t>
+              <w:t xml:space="preserve">Experiment #7: Design and execute another custom experiment. Log results in </w:t>
+            </w:r>
+            <w:proofErr w:type="spellStart"/>
+            <w:r>
+              <w:t>MLFlow</w:t>
+            </w:r>
+            <w:proofErr w:type="spellEnd"/>
+            <w:r>
+              <w:t>.</w:t>
             </w:r>
           </w:p>
         </w:tc>
@@ -603,17 +783,41 @@
           <w:p>
             <w:r>
               <w:lastRenderedPageBreak/>
-              <w:t>Save the final model using joblib.</w:t>
+              <w:t xml:space="preserve">Save the final model using </w:t>
+            </w:r>
+            <w:proofErr w:type="spellStart"/>
+            <w:r>
+              <w:t>joblib</w:t>
+            </w:r>
+            <w:proofErr w:type="spellEnd"/>
+            <w:r>
+              <w:t>.</w:t>
             </w:r>
           </w:p>
           <w:p>
             <w:r>
-              <w:t>Create a FastAPI application to serve the model.</w:t>
+              <w:t xml:space="preserve">Create a </w:t>
+            </w:r>
+            <w:proofErr w:type="spellStart"/>
+            <w:r>
+              <w:t>FastAPI</w:t>
+            </w:r>
+            <w:proofErr w:type="spellEnd"/>
+            <w:r>
+              <w:t xml:space="preserve"> application to serve the model.</w:t>
             </w:r>
           </w:p>
           <w:p>
             <w:r>
-              <w:t>Containerize the FastAPI application using Docker and push to Docker Hub.</w:t>
+              <w:t xml:space="preserve">Containerize the </w:t>
+            </w:r>
+            <w:proofErr w:type="spellStart"/>
+            <w:r>
+              <w:t>FastAPI</w:t>
+            </w:r>
+            <w:proofErr w:type="spellEnd"/>
+            <w:r>
+              <w:t xml:space="preserve"> application using Docker and push to Docker Hub.</w:t>
             </w:r>
           </w:p>
           <w:p>
@@ -652,7 +856,15 @@
           </w:tcPr>
           <w:p>
             <w:r>
-              <w:t>Create a Streamlit app to interact with the deployed model for real-time classification.</w:t>
+              <w:t xml:space="preserve">Create a </w:t>
+            </w:r>
+            <w:proofErr w:type="spellStart"/>
+            <w:r>
+              <w:t>Streamlit</w:t>
+            </w:r>
+            <w:proofErr w:type="spellEnd"/>
+            <w:r>
+              <w:t xml:space="preserve"> app to interact with the deployed model for real-time classification.</w:t>
             </w:r>
           </w:p>
         </w:tc>
@@ -686,10 +898,27 @@
           </w:tcPr>
           <w:p>
             <w:r>
-              <w:t>Create a 12-15 minute video explaining the project.</w:t>
+              <w:t>Give a</w:t>
             </w:r>
             <w:r>
-              <w:t xml:space="preserve"> Walk through the Jupyter Notebook explaining your project. Your presentation should be coherent, organized, and you must speak clearly</w:t>
+              <w:t xml:space="preserve"> 12-15 minute </w:t>
+            </w:r>
+            <w:r>
+              <w:t>presentation</w:t>
+            </w:r>
+            <w:r>
+              <w:t xml:space="preserve"> explaining the project.</w:t>
+            </w:r>
+            <w:r>
+              <w:t xml:space="preserve"> Walk through the </w:t>
+            </w:r>
+            <w:proofErr w:type="spellStart"/>
+            <w:r>
+              <w:t>Jupyter</w:t>
+            </w:r>
+            <w:proofErr w:type="spellEnd"/>
+            <w:r>
+              <w:t xml:space="preserve"> Notebook explaining your project. Your presentation should be coherent, organized, and you must speak clearly</w:t>
             </w:r>
             <w:r>
               <w:t xml:space="preserve">. </w:t>
@@ -703,12 +932,6 @@
             </w:r>
             <w:r>
               <w:t xml:space="preserve"> for not having video with face. </w:t>
-            </w:r>
-            <w:r>
-              <w:t>U</w:t>
-            </w:r>
-            <w:r>
-              <w:t xml:space="preserve">se Zoom to record your video. Maybe you can record to cloud to link your video or you can upload to UB Box. </w:t>
             </w:r>
           </w:p>
         </w:tc>
@@ -742,7 +965,39 @@
           </w:tcPr>
           <w:p>
             <w:r>
-              <w:t>Create a JupyterBook website with your resume, embedded video, and final code. Include links to MLFlow/DagsHub experiments, Docker Hub container, deployed model, and Streamlit app.</w:t>
+              <w:t xml:space="preserve">Create a </w:t>
+            </w:r>
+            <w:proofErr w:type="spellStart"/>
+            <w:r>
+              <w:t>JupyterBook</w:t>
+            </w:r>
+            <w:proofErr w:type="spellEnd"/>
+            <w:r>
+              <w:t xml:space="preserve"> website with your resume, embedded video, and final code. Include links to </w:t>
+            </w:r>
+            <w:proofErr w:type="spellStart"/>
+            <w:r>
+              <w:t>MLFlow</w:t>
+            </w:r>
+            <w:proofErr w:type="spellEnd"/>
+            <w:r>
+              <w:t>/</w:t>
+            </w:r>
+            <w:proofErr w:type="spellStart"/>
+            <w:r>
+              <w:t>DagsHub</w:t>
+            </w:r>
+            <w:proofErr w:type="spellEnd"/>
+            <w:r>
+              <w:t xml:space="preserve"> experiments, Docker Hub container, deployed model, and </w:t>
+            </w:r>
+            <w:proofErr w:type="spellStart"/>
+            <w:r>
+              <w:t>Streamlit</w:t>
+            </w:r>
+            <w:proofErr w:type="spellEnd"/>
+            <w:r>
+              <w:t xml:space="preserve"> app.</w:t>
             </w:r>
           </w:p>
         </w:tc>
@@ -833,7 +1088,7 @@
 </file>
 
 <file path=word/numbering.xml><?xml version="1.0" encoding="utf-8"?>
-<w:numbering xmlns:wpc="http://schemas.microsoft.com/office/word/2010/wordprocessingCanvas" xmlns:cx="http://schemas.microsoft.com/office/drawing/2014/chartex" xmlns:cx1="http://schemas.microsoft.com/office/drawing/2015/9/8/chartex" xmlns:cx2="http://schemas.microsoft.com/office/drawing/2015/10/21/chartex" xmlns:cx3="http://schemas.microsoft.com/office/drawing/2016/5/9/chartex" xmlns:cx4="http://schemas.microsoft.com/office/drawing/2016/5/10/chartex" xmlns:cx5="http://schemas.microsoft.com/office/drawing/2016/5/11/chartex" xmlns:cx6="http://schemas.microsoft.com/office/drawing/2016/5/12/chartex" xmlns:cx7="http://schemas.microsoft.com/office/drawing/2016/5/13/chartex" xmlns:cx8="http://schemas.microsoft.com/office/drawing/2016/5/14/chartex" xmlns:mc="http://schemas.openxmlformats.org/markup-compatibility/2006" xmlns:aink="http://schemas.microsoft.com/office/drawing/2016/ink" xmlns:am3d="http://schemas.microsoft.com/office/drawing/2017/model3d" xmlns:o="urn:schemas-microsoft-com:office:office" xmlns:oel="http://schemas.microsoft.com/office/2019/extlst" xmlns:r="http://schemas.openxmlformats.org/officeDocument/2006/relationships" xmlns:m="http://schemas.openxmlformats.org/officeDocument/2006/math" xmlns:v="urn:schemas-microsoft-com:vml" xmlns:wp14="http://schemas.microsoft.com/office/word/2010/wordprocessingDrawing" xmlns:wp="http://schemas.openxmlformats.org/drawingml/2006/wordprocessingDrawing" xmlns:w10="urn:schemas-microsoft-com:office:word" xmlns:w="http://schemas.openxmlformats.org/wordprocessingml/2006/main" xmlns:w14="http://schemas.microsoft.com/office/word/2010/wordml" xmlns:w15="http://schemas.microsoft.com/office/word/2012/wordml" xmlns:w16cex="http://schemas.microsoft.com/office/word/2018/wordml/cex" xmlns:w16cid="http://schemas.microsoft.com/office/word/2016/wordml/cid" xmlns:w16="http://schemas.microsoft.com/office/word/2018/wordml" xmlns:w16du="http://schemas.microsoft.com/office/word/2023/wordml/word16du" xmlns:w16sdtdh="http://schemas.microsoft.com/office/word/2020/wordml/sdtdatahash" xmlns:w16se="http://schemas.microsoft.com/office/word/2015/wordml/symex" xmlns:wpg="http://schemas.microsoft.com/office/word/2010/wordprocessingGroup" xmlns:wpi="http://schemas.microsoft.com/office/word/2010/wordprocessingInk" xmlns:wne="http://schemas.microsoft.com/office/word/2006/wordml" xmlns:wps="http://schemas.microsoft.com/office/word/2010/wordprocessingShape" mc:Ignorable="w14 w15 w16se w16cid w16 w16cex w16sdtdh w16du wp14">
+<w:numbering xmlns:wpc="http://schemas.microsoft.com/office/word/2010/wordprocessingCanvas" xmlns:cx="http://schemas.microsoft.com/office/drawing/2014/chartex" xmlns:cx1="http://schemas.microsoft.com/office/drawing/2015/9/8/chartex" xmlns:cx2="http://schemas.microsoft.com/office/drawing/2015/10/21/chartex" xmlns:cx3="http://schemas.microsoft.com/office/drawing/2016/5/9/chartex" xmlns:cx4="http://schemas.microsoft.com/office/drawing/2016/5/10/chartex" xmlns:cx5="http://schemas.microsoft.com/office/drawing/2016/5/11/chartex" xmlns:cx6="http://schemas.microsoft.com/office/drawing/2016/5/12/chartex" xmlns:cx7="http://schemas.microsoft.com/office/drawing/2016/5/13/chartex" xmlns:cx8="http://schemas.microsoft.com/office/drawing/2016/5/14/chartex" xmlns:mc="http://schemas.openxmlformats.org/markup-compatibility/2006" xmlns:aink="http://schemas.microsoft.com/office/drawing/2016/ink" xmlns:am3d="http://schemas.microsoft.com/office/drawing/2017/model3d" xmlns:o="urn:schemas-microsoft-com:office:office" xmlns:oel="http://schemas.microsoft.com/office/2019/extlst" xmlns:r="http://schemas.openxmlformats.org/officeDocument/2006/relationships" xmlns:m="http://schemas.openxmlformats.org/officeDocument/2006/math" xmlns:v="urn:schemas-microsoft-com:vml" xmlns:wp14="http://schemas.microsoft.com/office/word/2010/wordprocessingDrawing" xmlns:wp="http://schemas.openxmlformats.org/drawingml/2006/wordprocessingDrawing" xmlns:w10="urn:schemas-microsoft-com:office:word" xmlns:w="http://schemas.openxmlformats.org/wordprocessingml/2006/main" xmlns:w14="http://schemas.microsoft.com/office/word/2010/wordml" xmlns:w15="http://schemas.microsoft.com/office/word/2012/wordml" xmlns:w16cex="http://schemas.microsoft.com/office/word/2018/wordml/cex" xmlns:w16cid="http://schemas.microsoft.com/office/word/2016/wordml/cid" xmlns:w16="http://schemas.microsoft.com/office/word/2018/wordml" xmlns:w16du="http://schemas.microsoft.com/office/word/2023/wordml/word16du" xmlns:w16sdtdh="http://schemas.microsoft.com/office/word/2020/wordml/sdtdatahash" xmlns:w16sdtfl="http://schemas.microsoft.com/office/word/2024/wordml/sdtformatlock" xmlns:w16se="http://schemas.microsoft.com/office/word/2015/wordml/symex" xmlns:wpg="http://schemas.microsoft.com/office/word/2010/wordprocessingGroup" xmlns:wpi="http://schemas.microsoft.com/office/word/2010/wordprocessingInk" xmlns:wne="http://schemas.microsoft.com/office/word/2006/wordml" xmlns:wps="http://schemas.microsoft.com/office/word/2010/wordprocessingShape" mc:Ignorable="w14 w15 w16se w16cid w16 w16cex w16sdtdh w16sdtfl w16du wp14">
   <w:abstractNum w:abstractNumId="0" w15:restartNumberingAfterBreak="0">
     <w:nsid w:val="FFFFFF7C"/>
     <w:multiLevelType w:val="singleLevel"/>
@@ -1036,7 +1291,7 @@
 </file>
 
 <file path=word/styles.xml><?xml version="1.0" encoding="utf-8"?>
-<w:styles xmlns:mc="http://schemas.openxmlformats.org/markup-compatibility/2006" xmlns:r="http://schemas.openxmlformats.org/officeDocument/2006/relationships" xmlns:w="http://schemas.openxmlformats.org/wordprocessingml/2006/main" xmlns:w14="http://schemas.microsoft.com/office/word/2010/wordml" xmlns:w15="http://schemas.microsoft.com/office/word/2012/wordml" xmlns:w16cex="http://schemas.microsoft.com/office/word/2018/wordml/cex" xmlns:w16cid="http://schemas.microsoft.com/office/word/2016/wordml/cid" xmlns:w16="http://schemas.microsoft.com/office/word/2018/wordml" xmlns:w16du="http://schemas.microsoft.com/office/word/2023/wordml/word16du" xmlns:w16sdtdh="http://schemas.microsoft.com/office/word/2020/wordml/sdtdatahash" xmlns:w16se="http://schemas.microsoft.com/office/word/2015/wordml/symex" mc:Ignorable="w14 w15 w16se w16cid w16 w16cex w16sdtdh w16du">
+<w:styles xmlns:mc="http://schemas.openxmlformats.org/markup-compatibility/2006" xmlns:r="http://schemas.openxmlformats.org/officeDocument/2006/relationships" xmlns:w="http://schemas.openxmlformats.org/wordprocessingml/2006/main" xmlns:w14="http://schemas.microsoft.com/office/word/2010/wordml" xmlns:w15="http://schemas.microsoft.com/office/word/2012/wordml" xmlns:w16cex="http://schemas.microsoft.com/office/word/2018/wordml/cex" xmlns:w16cid="http://schemas.microsoft.com/office/word/2016/wordml/cid" xmlns:w16="http://schemas.microsoft.com/office/word/2018/wordml" xmlns:w16du="http://schemas.microsoft.com/office/word/2023/wordml/word16du" xmlns:w16sdtdh="http://schemas.microsoft.com/office/word/2020/wordml/sdtdatahash" xmlns:w16sdtfl="http://schemas.microsoft.com/office/word/2024/wordml/sdtformatlock" xmlns:w16se="http://schemas.microsoft.com/office/word/2015/wordml/symex" mc:Ignorable="w14 w15 w16se w16cid w16 w16cex w16sdtdh w16sdtfl w16du">
   <w:docDefaults>
     <w:rPrDefault>
       <w:rPr>
